--- a/CSDL LIVER.docx
+++ b/CSDL LIVER.docx
@@ -308,7 +308,27 @@
           <w:szCs w:val="36"/>
           <w:lang w:val="en-US"/>
         </w:rPr>
-        <w:t>Triển khai Hệ thống Giám sát và Cảnh báo Thông tin</w:t>
+        <w:t xml:space="preserve">Triển khai Hệ thống Giám sát và Cảnh báo </w:t>
+      </w:r>
+      <w:r>
+        <w:rPr>
+          <w:rFonts w:asciiTheme="majorHAnsi" w:hAnsiTheme="majorHAnsi" w:cstheme="majorHAnsi"/>
+          <w:b/>
+          <w:sz w:val="44"/>
+          <w:szCs w:val="36"/>
+          <w:lang w:val="en-US"/>
+        </w:rPr>
+        <w:t>t</w:t>
+      </w:r>
+      <w:r>
+        <w:rPr>
+          <w:rFonts w:asciiTheme="majorHAnsi" w:hAnsiTheme="majorHAnsi" w:cstheme="majorHAnsi"/>
+          <w:b/>
+          <w:sz w:val="44"/>
+          <w:szCs w:val="36"/>
+          <w:lang w:val="en-US"/>
+        </w:rPr>
+        <w:t>hông tin</w:t>
       </w:r>
       <w:r>
         <w:rPr>
@@ -706,6 +726,62 @@
     </w:p>
     <w:p>
       <w:pPr>
+        <w:pStyle w:val="NoSpacing"/>
+        <w:spacing w:line="360" w:lineRule="auto"/>
+        <w:ind w:firstLine="0"/>
+        <w:jc w:val="left"/>
+        <w:rPr>
+          <w:b/>
+          <w:sz w:val="32"/>
+          <w:lang w:val="en-US"/>
+        </w:rPr>
+      </w:pPr>
+      <w:r>
+        <w:rPr>
+          <w:b/>
+          <w:sz w:val="32"/>
+          <w:lang w:val="en-US"/>
+        </w:rPr>
+        <w:t xml:space="preserve"> </w:t>
+      </w:r>
+      <w:r>
+        <w:rPr>
+          <w:b/>
+          <w:sz w:val="32"/>
+          <w:lang w:val="en-US"/>
+        </w:rPr>
+        <w:tab/>
+      </w:r>
+      <w:r>
+        <w:rPr>
+          <w:b/>
+          <w:sz w:val="32"/>
+          <w:lang w:val="en-US"/>
+        </w:rPr>
+        <w:tab/>
+        <w:t xml:space="preserve">   MSSV                                  </w:t>
+      </w:r>
+      <w:proofErr w:type="gramStart"/>
+      <w:r>
+        <w:rPr>
+          <w:b/>
+          <w:sz w:val="32"/>
+          <w:lang w:val="en-US"/>
+        </w:rPr>
+        <w:t xml:space="preserve">  :</w:t>
+      </w:r>
+      <w:proofErr w:type="gramEnd"/>
+      <w:r>
+        <w:rPr>
+          <w:b/>
+          <w:sz w:val="32"/>
+          <w:lang w:val="en-US"/>
+        </w:rPr>
+        <w:t xml:space="preserve"> 0008868</w:t>
+      </w:r>
+    </w:p>
+    <w:p>
+      <w:pPr>
         <w:spacing w:line="271" w:lineRule="auto"/>
         <w:ind w:firstLine="720"/>
         <w:rPr>
@@ -724,24 +800,6 @@
         </w:rPr>
         <w:tab/>
       </w:r>
-    </w:p>
-    <w:p>
-      <w:pPr>
-        <w:rPr>
-          <w:b/>
-        </w:rPr>
-      </w:pPr>
-    </w:p>
-    <w:p>
-      <w:pPr>
-        <w:pStyle w:val="NoSpacing"/>
-        <w:ind w:firstLine="0"/>
-        <w:jc w:val="left"/>
-        <w:rPr>
-          <w:b/>
-          <w:lang w:val="en-US"/>
-        </w:rPr>
-      </w:pPr>
     </w:p>
     <w:sectPr>
       <w:headerReference w:type="default" r:id="rId9"/>
